--- a/docs/IA_Proyecto2_CODIGO_APELLIDO.docx
+++ b/docs/IA_Proyecto2_CODIGO_APELLIDO.docx
@@ -5349,7 +5349,7 @@
                 <w:b w:val="0"/>
                 <w:sz w:val="16"/>
               </w:rPr>
-              <w:t xml:space="preserve">99.32 %</w:t>
+              <w:t xml:space="preserve">99.33 %</w:t>
             </w:r>
           </w:p>
         </w:tc>
